--- a/3_ОТЧЁТЫ/2026-09-15/Аналитическая_записка_2026-09-15_данные_по_11.09.docx
+++ b/3_ОТЧЁТЫ/2026-09-15/Аналитическая_записка_2026-09-15_данные_по_11.09.docx
@@ -370,7 +370,7 @@
                 <w:color w:val="1F3864"/>
                 <w:sz w:val="21"/>
               </w:rPr>
-              <w:t>Каждый рубль запаса приносит 1,05 руб. валовой прибыли в год при стоимости владения 0,57 руб. Портфель окупается, но запас прочности небольшой.</w:t>
+              <w:t>Каждый рубль запаса приносит 1,02 руб. валовой прибыли в год при стоимости владения 0,57 руб. Портфель окупается, но запас прочности небольшой.</w:t>
             </w:r>
           </w:p>
         </w:tc>
@@ -611,7 +611,7 @@
                 <w:rFonts w:ascii="Arial" w:hAnsi="Arial"/>
                 <w:sz w:val="18"/>
               </w:rPr>
-              <w:t>плюс 5,50 млн ₽/год экономии на хранении</w:t>
+              <w:t>плюс 5,60 млн ₽/год экономии на хранении</w:t>
             </w:r>
           </w:p>
         </w:tc>
@@ -1456,7 +1456,7 @@
                 <w:rFonts w:ascii="Arial" w:hAnsi="Arial"/>
                 <w:sz w:val="17"/>
               </w:rPr>
-              <w:t>2,84</w:t>
+              <w:t>2,85</w:t>
             </w:r>
           </w:p>
         </w:tc>
@@ -1545,7 +1545,7 @@
                 <w:rFonts w:ascii="Arial" w:hAnsi="Arial"/>
                 <w:sz w:val="17"/>
               </w:rPr>
-              <w:t>2,66</w:t>
+              <w:t>2,75</w:t>
             </w:r>
           </w:p>
         </w:tc>
@@ -2018,96 +2018,6 @@
                 <w:sz w:val="17"/>
               </w:rPr>
               <w:t>+0,54 млн</w:t>
-            </w:r>
-          </w:p>
-        </w:tc>
-        <w:tc>
-          <w:tcPr>
-            <w:tcW w:type="dxa" w:w="1247"/>
-          </w:tcPr>
-          <w:p>
-            <w:pPr>
-              <w:jc w:val="right"/>
-            </w:pPr>
-            <w:r/>
-            <w:r>
-              <w:rPr>
-                <w:rFonts w:ascii="Arial" w:hAnsi="Arial"/>
-                <w:color w:val="00713C"/>
-                <w:sz w:val="17"/>
-              </w:rPr>
-              <w:t>лучше</w:t>
-            </w:r>
-          </w:p>
-        </w:tc>
-      </w:tr>
-      <w:tr>
-        <w:tc>
-          <w:tcPr>
-            <w:tcW w:type="dxa" w:w="3061"/>
-          </w:tcPr>
-          <w:p>
-            <w:r/>
-            <w:r>
-              <w:rPr>
-                <w:rFonts w:ascii="Arial" w:hAnsi="Arial"/>
-                <w:sz w:val="17"/>
-              </w:rPr>
-              <w:t>Прибыль за вычетом содержания, ₽/год</w:t>
-            </w:r>
-          </w:p>
-        </w:tc>
-        <w:tc>
-          <w:tcPr>
-            <w:tcW w:type="dxa" w:w="1587"/>
-          </w:tcPr>
-          <w:p>
-            <w:pPr>
-              <w:jc w:val="right"/>
-            </w:pPr>
-            <w:r/>
-            <w:r>
-              <w:rPr>
-                <w:rFonts w:ascii="Arial" w:hAnsi="Arial"/>
-                <w:sz w:val="17"/>
-              </w:rPr>
-              <w:t>17,74 млн</w:t>
-            </w:r>
-          </w:p>
-        </w:tc>
-        <w:tc>
-          <w:tcPr>
-            <w:tcW w:type="dxa" w:w="1587"/>
-          </w:tcPr>
-          <w:p>
-            <w:pPr>
-              <w:jc w:val="right"/>
-            </w:pPr>
-            <w:r/>
-            <w:r>
-              <w:rPr>
-                <w:rFonts w:ascii="Arial" w:hAnsi="Arial"/>
-                <w:sz w:val="17"/>
-              </w:rPr>
-              <w:t>18,36 млн</w:t>
-            </w:r>
-          </w:p>
-        </w:tc>
-        <w:tc>
-          <w:tcPr>
-            <w:tcW w:type="dxa" w:w="1587"/>
-          </w:tcPr>
-          <w:p>
-            <w:pPr>
-              <w:jc w:val="right"/>
-            </w:pPr>
-            <w:r/>
-            <w:r>
-              <w:rPr>
-                <w:rFonts w:ascii="Arial" w:hAnsi="Arial"/>
-                <w:sz w:val="17"/>
-              </w:rPr>
-              <w:t>+0,62 млн</w:t>
             </w:r>
           </w:p>
         </w:tc>
@@ -2494,7 +2404,7 @@
           <w:i w:val="0"/>
           <w:sz w:val="21"/>
         </w:rPr>
-        <w:t>Ниже порога: Промышленное тепловое обор, Водоснабжение, Инструмент и оснастка, Вент Холод. Совокупный запас 4,69 млн ₽, убыток 1,68 млн ₽ в год.</w:t>
+        <w:t>Ниже порога: Промышленное тепловое обор, Водоснабжение, Инструмент и оснастка, Вент Холод. Совокупный запас 4,69 млн ₽, убыток 1,81 млн ₽ в год.</w:t>
       </w:r>
     </w:p>
     <w:tbl>
@@ -2848,7 +2758,7 @@
                 <w:rFonts w:ascii="Arial" w:hAnsi="Arial"/>
                 <w:sz w:val="16"/>
               </w:rPr>
-              <w:t>95</w:t>
+              <w:t>96</w:t>
             </w:r>
           </w:p>
         </w:tc>
@@ -2866,7 +2776,7 @@
                 <w:rFonts w:ascii="Arial" w:hAnsi="Arial"/>
                 <w:sz w:val="16"/>
               </w:rPr>
-              <w:t>1,31</w:t>
+              <w:t>1,29</w:t>
             </w:r>
           </w:p>
         </w:tc>
@@ -2884,7 +2794,7 @@
                 <w:rFonts w:ascii="Arial" w:hAnsi="Arial"/>
                 <w:sz w:val="16"/>
               </w:rPr>
-              <w:t>6,51</w:t>
+              <w:t>6,45</w:t>
             </w:r>
           </w:p>
         </w:tc>
@@ -3027,7 +2937,7 @@
                 <w:rFonts w:ascii="Arial" w:hAnsi="Arial"/>
                 <w:sz w:val="16"/>
               </w:rPr>
-              <w:t>200</w:t>
+              <w:t>203</w:t>
             </w:r>
           </w:p>
         </w:tc>
@@ -3045,7 +2955,7 @@
                 <w:rFonts w:ascii="Arial" w:hAnsi="Arial"/>
                 <w:sz w:val="16"/>
               </w:rPr>
-              <w:t>0,86</w:t>
+              <w:t>0,85</w:t>
             </w:r>
           </w:p>
         </w:tc>
@@ -3063,7 +2973,7 @@
                 <w:rFonts w:ascii="Arial" w:hAnsi="Arial"/>
                 <w:sz w:val="16"/>
               </w:rPr>
-              <w:t>3,63</w:t>
+              <w:t>3,50</w:t>
             </w:r>
           </w:p>
         </w:tc>
@@ -3206,7 +3116,7 @@
                 <w:rFonts w:ascii="Arial" w:hAnsi="Arial"/>
                 <w:sz w:val="16"/>
               </w:rPr>
-              <w:t>105</w:t>
+              <w:t>112</w:t>
             </w:r>
           </w:p>
         </w:tc>
@@ -3224,7 +3134,7 @@
                 <w:rFonts w:ascii="Arial" w:hAnsi="Arial"/>
                 <w:sz w:val="16"/>
               </w:rPr>
-              <w:t>1,31</w:t>
+              <w:t>1,22</w:t>
             </w:r>
           </w:p>
         </w:tc>
@@ -3242,7 +3152,7 @@
                 <w:rFonts w:ascii="Arial" w:hAnsi="Arial"/>
                 <w:sz w:val="16"/>
               </w:rPr>
-              <w:t>4,61</w:t>
+              <w:t>4,36</w:t>
             </w:r>
           </w:p>
         </w:tc>
@@ -3385,7 +3295,7 @@
                 <w:rFonts w:ascii="Arial" w:hAnsi="Arial"/>
                 <w:sz w:val="16"/>
               </w:rPr>
-              <w:t>81</w:t>
+              <w:t>82</w:t>
             </w:r>
           </w:p>
         </w:tc>
@@ -3403,7 +3313,7 @@
                 <w:rFonts w:ascii="Arial" w:hAnsi="Arial"/>
                 <w:sz w:val="16"/>
               </w:rPr>
-              <w:t>1,59</w:t>
+              <w:t>1,57</w:t>
             </w:r>
           </w:p>
         </w:tc>
@@ -3421,7 +3331,7 @@
                 <w:rFonts w:ascii="Arial" w:hAnsi="Arial"/>
                 <w:sz w:val="16"/>
               </w:rPr>
-              <w:t>3,91</w:t>
+              <w:t>3,88</w:t>
             </w:r>
           </w:p>
         </w:tc>
@@ -3564,7 +3474,7 @@
                 <w:rFonts w:ascii="Arial" w:hAnsi="Arial"/>
                 <w:sz w:val="16"/>
               </w:rPr>
-              <w:t>31</w:t>
+              <w:t>32</w:t>
             </w:r>
           </w:p>
         </w:tc>
@@ -3582,7 +3492,7 @@
                 <w:rFonts w:ascii="Arial" w:hAnsi="Arial"/>
                 <w:sz w:val="16"/>
               </w:rPr>
-              <w:t>2,47</w:t>
+              <w:t>2,40</w:t>
             </w:r>
           </w:p>
         </w:tc>
@@ -3600,7 +3510,7 @@
                 <w:rFonts w:ascii="Arial" w:hAnsi="Arial"/>
                 <w:sz w:val="16"/>
               </w:rPr>
-              <w:t>0,84</w:t>
+              <w:t>0,83</w:t>
             </w:r>
           </w:p>
         </w:tc>
@@ -3743,7 +3653,7 @@
                 <w:rFonts w:ascii="Arial" w:hAnsi="Arial"/>
                 <w:sz w:val="16"/>
               </w:rPr>
-              <w:t>170</w:t>
+              <w:t>184</w:t>
             </w:r>
           </w:p>
         </w:tc>
@@ -3761,7 +3671,7 @@
                 <w:rFonts w:ascii="Arial" w:hAnsi="Arial"/>
                 <w:sz w:val="16"/>
               </w:rPr>
-              <w:t>0,44</w:t>
+              <w:t>0,41</w:t>
             </w:r>
           </w:p>
         </w:tc>
@@ -3781,7 +3691,7 @@
                 <w:color w:val="C00000"/>
                 <w:sz w:val="16"/>
               </w:rPr>
-              <w:t>−0,22</w:t>
+              <w:t>−0,30</w:t>
             </w:r>
           </w:p>
         </w:tc>
@@ -3924,7 +3834,7 @@
                 <w:rFonts w:ascii="Arial" w:hAnsi="Arial"/>
                 <w:sz w:val="16"/>
               </w:rPr>
-              <w:t>187</w:t>
+              <w:t>195</w:t>
             </w:r>
           </w:p>
         </w:tc>
@@ -3942,7 +3852,7 @@
                 <w:rFonts w:ascii="Arial" w:hAnsi="Arial"/>
                 <w:sz w:val="16"/>
               </w:rPr>
-              <w:t>0,62</w:t>
+              <w:t>0,60</w:t>
             </w:r>
           </w:p>
         </w:tc>
@@ -3960,7 +3870,7 @@
                 <w:rFonts w:ascii="Arial" w:hAnsi="Arial"/>
                 <w:sz w:val="16"/>
               </w:rPr>
-              <w:t>0,10</w:t>
+              <w:t>0,06</w:t>
             </w:r>
           </w:p>
         </w:tc>
@@ -4103,7 +4013,7 @@
                 <w:rFonts w:ascii="Arial" w:hAnsi="Arial"/>
                 <w:sz w:val="16"/>
               </w:rPr>
-              <w:t>164</w:t>
+              <w:t>169</w:t>
             </w:r>
           </w:p>
         </w:tc>
@@ -4121,7 +4031,7 @@
                 <w:rFonts w:ascii="Arial" w:hAnsi="Arial"/>
                 <w:sz w:val="16"/>
               </w:rPr>
-              <w:t>0,36</w:t>
+              <w:t>0,35</w:t>
             </w:r>
           </w:p>
         </w:tc>
@@ -4141,7 +4051,7 @@
                 <w:color w:val="C00000"/>
                 <w:sz w:val="16"/>
               </w:rPr>
-              <w:t>−0,32</w:t>
+              <w:t>−0,35</w:t>
             </w:r>
           </w:p>
         </w:tc>
@@ -4642,7 +4552,7 @@
                 <w:rFonts w:ascii="Arial" w:hAnsi="Arial"/>
                 <w:sz w:val="16"/>
               </w:rPr>
-              <w:t>115</w:t>
+              <w:t>126</w:t>
             </w:r>
           </w:p>
         </w:tc>
@@ -4660,7 +4570,7 @@
                 <w:rFonts w:ascii="Arial" w:hAnsi="Arial"/>
                 <w:sz w:val="16"/>
               </w:rPr>
-              <w:t>-1,83</w:t>
+              <w:t>-1,67</w:t>
             </w:r>
           </w:p>
         </w:tc>
@@ -4680,7 +4590,7 @@
                 <w:color w:val="C00000"/>
                 <w:sz w:val="16"/>
               </w:rPr>
-              <w:t>−1,06</w:t>
+              <w:t>−1,08</w:t>
             </w:r>
           </w:p>
         </w:tc>
@@ -5794,7 +5704,7 @@
                 <w:rFonts w:ascii="Arial" w:hAnsi="Arial"/>
                 <w:sz w:val="16"/>
               </w:rPr>
-              <w:t>76</w:t>
+              <w:t>82</w:t>
             </w:r>
           </w:p>
         </w:tc>
@@ -5812,7 +5722,7 @@
                 <w:rFonts w:ascii="Arial" w:hAnsi="Arial"/>
                 <w:sz w:val="16"/>
               </w:rPr>
-              <w:t>-3,55</w:t>
+              <w:t>-3,29</w:t>
             </w:r>
           </w:p>
         </w:tc>
@@ -5832,7 +5742,7 @@
                 <w:color w:val="C00000"/>
                 <w:sz w:val="16"/>
               </w:rPr>
-              <w:t>−0,82</w:t>
+              <w:t>−0,83</w:t>
             </w:r>
           </w:p>
         </w:tc>
@@ -5975,7 +5885,7 @@
                 <w:rFonts w:ascii="Arial" w:hAnsi="Arial"/>
                 <w:sz w:val="16"/>
               </w:rPr>
-              <w:t>181</w:t>
+              <w:t>184</w:t>
             </w:r>
           </w:p>
         </w:tc>
@@ -6013,7 +5923,7 @@
                 <w:color w:val="C00000"/>
                 <w:sz w:val="16"/>
               </w:rPr>
-              <w:t>−0,43</w:t>
+              <w:t>−0,44</w:t>
             </w:r>
           </w:p>
         </w:tc>
@@ -6156,7 +6066,7 @@
                 <w:rFonts w:ascii="Arial" w:hAnsi="Arial"/>
                 <w:sz w:val="16"/>
               </w:rPr>
-              <w:t>734</w:t>
+              <w:t>744</w:t>
             </w:r>
           </w:p>
         </w:tc>
@@ -6194,7 +6104,7 @@
                 <w:color w:val="C00000"/>
                 <w:sz w:val="16"/>
               </w:rPr>
-              <w:t>−0,40</w:t>
+              <w:t>−0,41</w:t>
             </w:r>
           </w:p>
         </w:tc>
@@ -6229,7 +6139,7 @@
                 <w:rFonts w:ascii="Arial" w:hAnsi="Arial"/>
                 <w:sz w:val="16"/>
               </w:rPr>
-              <w:t>Фитинги · Фитинги для труб ПНД</w:t>
+              <w:t>Промышленное тепловое оборуд · Прочее</w:t>
             </w:r>
           </w:p>
         </w:tc>
@@ -6247,7 +6157,7 @@
                 <w:rFonts w:ascii="Arial" w:hAnsi="Arial"/>
                 <w:sz w:val="16"/>
               </w:rPr>
-              <w:t>▁▂▂▃█▆▄▄▂</w:t>
+              <w:t>▂▇█▃▆▂▅▅▂</w:t>
             </w:r>
           </w:p>
         </w:tc>
@@ -6265,7 +6175,7 @@
                 <w:rFonts w:ascii="Arial" w:hAnsi="Arial"/>
                 <w:sz w:val="16"/>
               </w:rPr>
-              <w:t>581</w:t>
+              <w:t>267</w:t>
             </w:r>
           </w:p>
         </w:tc>
@@ -6283,7 +6193,7 @@
                 <w:rFonts w:ascii="Arial" w:hAnsi="Arial"/>
                 <w:sz w:val="16"/>
               </w:rPr>
-              <w:t>1,93</w:t>
+              <w:t>3,21</w:t>
             </w:r>
           </w:p>
         </w:tc>
@@ -6301,7 +6211,7 @@
                 <w:rFonts w:ascii="Arial" w:hAnsi="Arial"/>
                 <w:sz w:val="16"/>
               </w:rPr>
-              <w:t>39,3 %</w:t>
+              <w:t>17,0 %</w:t>
             </w:r>
           </w:p>
         </w:tc>
@@ -6319,7 +6229,7 @@
                 <w:rFonts w:ascii="Arial" w:hAnsi="Arial"/>
                 <w:sz w:val="16"/>
               </w:rPr>
-              <w:t>2,11</w:t>
+              <w:t>2,02</w:t>
             </w:r>
           </w:p>
         </w:tc>
@@ -6337,7 +6247,7 @@
                 <w:rFonts w:ascii="Arial" w:hAnsi="Arial"/>
                 <w:sz w:val="16"/>
               </w:rPr>
-              <w:t>509</w:t>
+              <w:t>184</w:t>
             </w:r>
           </w:p>
         </w:tc>
@@ -6355,7 +6265,7 @@
                 <w:rFonts w:ascii="Arial" w:hAnsi="Arial"/>
                 <w:sz w:val="16"/>
               </w:rPr>
-              <w:t>0,46</w:t>
+              <w:t>0,41</w:t>
             </w:r>
           </w:p>
         </w:tc>
@@ -6375,7 +6285,7 @@
                 <w:color w:val="C00000"/>
                 <w:sz w:val="16"/>
               </w:rPr>
-              <w:t>−0,24</w:t>
+              <w:t>−0,30</w:t>
             </w:r>
           </w:p>
         </w:tc>
@@ -6393,7 +6303,7 @@
                 <w:rFonts w:ascii="Arial" w:hAnsi="Arial"/>
                 <w:sz w:val="16"/>
               </w:rPr>
-              <w:t>14 %</w:t>
+              <w:t>43 %</w:t>
             </w:r>
           </w:p>
         </w:tc>
@@ -6410,7 +6320,7 @@
                 <w:rFonts w:ascii="Arial" w:hAnsi="Arial"/>
                 <w:sz w:val="16"/>
               </w:rPr>
-              <w:t>Промышленное тепловое оборуд · Прочее</w:t>
+              <w:t>Фитинги · Фитинги резьбовые</w:t>
             </w:r>
           </w:p>
         </w:tc>
@@ -6428,7 +6338,7 @@
                 <w:rFonts w:ascii="Arial" w:hAnsi="Arial"/>
                 <w:sz w:val="16"/>
               </w:rPr>
-              <w:t>▂▇█▃▆▂▅▅▂</w:t>
+              <w:t>▁▃▃▇▅▆▇█▅</w:t>
             </w:r>
           </w:p>
         </w:tc>
@@ -6446,7 +6356,7 @@
                 <w:rFonts w:ascii="Arial" w:hAnsi="Arial"/>
                 <w:sz w:val="16"/>
               </w:rPr>
-              <w:t>267</w:t>
+              <w:t>582</w:t>
             </w:r>
           </w:p>
         </w:tc>
@@ -6464,7 +6374,7 @@
                 <w:rFonts w:ascii="Arial" w:hAnsi="Arial"/>
                 <w:sz w:val="16"/>
               </w:rPr>
-              <w:t>3,21</w:t>
+              <w:t>1,98</w:t>
             </w:r>
           </w:p>
         </w:tc>
@@ -6482,7 +6392,7 @@
                 <w:rFonts w:ascii="Arial" w:hAnsi="Arial"/>
                 <w:sz w:val="16"/>
               </w:rPr>
-              <w:t>17,0 %</w:t>
+              <w:t>24,4 %</w:t>
             </w:r>
           </w:p>
         </w:tc>
@@ -6500,7 +6410,7 @@
                 <w:rFonts w:ascii="Arial" w:hAnsi="Arial"/>
                 <w:sz w:val="16"/>
               </w:rPr>
-              <w:t>2,02</w:t>
+              <w:t>1,83</w:t>
             </w:r>
           </w:p>
         </w:tc>
@@ -6518,7 +6428,7 @@
                 <w:rFonts w:ascii="Arial" w:hAnsi="Arial"/>
                 <w:sz w:val="16"/>
               </w:rPr>
-              <w:t>170</w:t>
+              <w:t>295</w:t>
             </w:r>
           </w:p>
         </w:tc>
@@ -6536,7 +6446,7 @@
                 <w:rFonts w:ascii="Arial" w:hAnsi="Arial"/>
                 <w:sz w:val="16"/>
               </w:rPr>
-              <w:t>0,44</w:t>
+              <w:t>0,40</w:t>
             </w:r>
           </w:p>
         </w:tc>
@@ -6556,7 +6466,7 @@
                 <w:color w:val="C00000"/>
                 <w:sz w:val="16"/>
               </w:rPr>
-              <w:t>−0,22</w:t>
+              <w:t>−0,29</w:t>
             </w:r>
           </w:p>
         </w:tc>
@@ -6574,7 +6484,7 @@
                 <w:rFonts w:ascii="Arial" w:hAnsi="Arial"/>
                 <w:sz w:val="16"/>
               </w:rPr>
-              <w:t>43 %</w:t>
+              <w:t>14 %</w:t>
             </w:r>
           </w:p>
         </w:tc>
@@ -6591,7 +6501,7 @@
                 <w:rFonts w:ascii="Arial" w:hAnsi="Arial"/>
                 <w:sz w:val="16"/>
               </w:rPr>
-              <w:t>Фитинги · Фитинги резьбовые</w:t>
+              <w:t>Фитинги · Фитинги для труб ПНД</w:t>
             </w:r>
           </w:p>
         </w:tc>
@@ -6609,7 +6519,7 @@
                 <w:rFonts w:ascii="Arial" w:hAnsi="Arial"/>
                 <w:sz w:val="16"/>
               </w:rPr>
-              <w:t>▁▃▃▇▅▆▇█▅</w:t>
+              <w:t>▁▂▂▃█▆▄▄▂</w:t>
             </w:r>
           </w:p>
         </w:tc>
@@ -6627,7 +6537,7 @@
                 <w:rFonts w:ascii="Arial" w:hAnsi="Arial"/>
                 <w:sz w:val="16"/>
               </w:rPr>
-              <w:t>582</w:t>
+              <w:t>581</w:t>
             </w:r>
           </w:p>
         </w:tc>
@@ -6645,7 +6555,7 @@
                 <w:rFonts w:ascii="Arial" w:hAnsi="Arial"/>
                 <w:sz w:val="16"/>
               </w:rPr>
-              <w:t>1,98</w:t>
+              <w:t>1,93</w:t>
             </w:r>
           </w:p>
         </w:tc>
@@ -6663,7 +6573,7 @@
                 <w:rFonts w:ascii="Arial" w:hAnsi="Arial"/>
                 <w:sz w:val="16"/>
               </w:rPr>
-              <w:t>24,4 %</w:t>
+              <w:t>39,3 %</w:t>
             </w:r>
           </w:p>
         </w:tc>
@@ -6681,7 +6591,7 @@
                 <w:rFonts w:ascii="Arial" w:hAnsi="Arial"/>
                 <w:sz w:val="16"/>
               </w:rPr>
-              <w:t>1,83</w:t>
+              <w:t>2,11</w:t>
             </w:r>
           </w:p>
         </w:tc>
@@ -6699,7 +6609,7 @@
                 <w:rFonts w:ascii="Arial" w:hAnsi="Arial"/>
                 <w:sz w:val="16"/>
               </w:rPr>
-              <w:t>273</w:t>
+              <w:t>510</w:t>
             </w:r>
           </w:p>
         </w:tc>
@@ -6717,7 +6627,7 @@
                 <w:rFonts w:ascii="Arial" w:hAnsi="Arial"/>
                 <w:sz w:val="16"/>
               </w:rPr>
-              <w:t>0,43</w:t>
+              <w:t>0,46</w:t>
             </w:r>
           </w:p>
         </w:tc>
@@ -6737,7 +6647,7 @@
                 <w:color w:val="C00000"/>
                 <w:sz w:val="16"/>
               </w:rPr>
-              <w:t>−0,22</w:t>
+              <w:t>−0,24</w:t>
             </w:r>
           </w:p>
         </w:tc>
@@ -6880,7 +6790,7 @@
                 <w:rFonts w:ascii="Arial" w:hAnsi="Arial"/>
                 <w:sz w:val="16"/>
               </w:rPr>
-              <w:t>404</w:t>
+              <w:t>418</w:t>
             </w:r>
           </w:p>
         </w:tc>
@@ -6898,7 +6808,7 @@
                 <w:rFonts w:ascii="Arial" w:hAnsi="Arial"/>
                 <w:sz w:val="16"/>
               </w:rPr>
-              <w:t>0,20</w:t>
+              <w:t>0,19</w:t>
             </w:r>
           </w:p>
         </w:tc>
@@ -6918,7 +6828,7 @@
                 <w:color w:val="C00000"/>
                 <w:sz w:val="16"/>
               </w:rPr>
-              <w:t>−0,12</w:t>
+              <w:t>−0,13</w:t>
             </w:r>
           </w:p>
         </w:tc>
@@ -7134,7 +7044,7 @@
                 <w:rFonts w:ascii="Arial" w:hAnsi="Arial"/>
                 <w:sz w:val="16"/>
               </w:rPr>
-              <w:t>Фитинги · Фитинги для нержавеющих труб</w:t>
+              <w:t>Канализация и водоотведение · Трубы и фитинги для внутренн</w:t>
             </w:r>
           </w:p>
         </w:tc>
@@ -7152,7 +7062,7 @@
                 <w:rFonts w:ascii="Arial" w:hAnsi="Arial"/>
                 <w:sz w:val="16"/>
               </w:rPr>
-              <w:t>▁▆▃▄▅▄▇█▄</w:t>
+              <w:t>▁▂▃▆▃▄█▆▂</w:t>
             </w:r>
           </w:p>
         </w:tc>
@@ -7170,7 +7080,7 @@
                 <w:rFonts w:ascii="Arial" w:hAnsi="Arial"/>
                 <w:sz w:val="16"/>
               </w:rPr>
-              <w:t>127</w:t>
+              <w:t>249</w:t>
             </w:r>
           </w:p>
         </w:tc>
@@ -7188,7 +7098,7 @@
                 <w:rFonts w:ascii="Arial" w:hAnsi="Arial"/>
                 <w:sz w:val="16"/>
               </w:rPr>
-              <w:t>0,81</w:t>
+              <w:t>1,93</w:t>
             </w:r>
           </w:p>
         </w:tc>
@@ -7206,7 +7116,7 @@
                 <w:rFonts w:ascii="Arial" w:hAnsi="Arial"/>
                 <w:sz w:val="16"/>
               </w:rPr>
-              <w:t>22,2 %</w:t>
+              <w:t>31,8 %</w:t>
             </w:r>
           </w:p>
         </w:tc>
@@ -7224,7 +7134,7 @@
                 <w:rFonts w:ascii="Arial" w:hAnsi="Arial"/>
                 <w:sz w:val="16"/>
               </w:rPr>
-              <w:t>0,65</w:t>
+              <w:t>1,67</w:t>
             </w:r>
           </w:p>
         </w:tc>
@@ -7242,7 +7152,7 @@
                 <w:rFonts w:ascii="Arial" w:hAnsi="Arial"/>
                 <w:sz w:val="16"/>
               </w:rPr>
-              <w:t>194</w:t>
+              <w:t>316</w:t>
             </w:r>
           </w:p>
         </w:tc>
@@ -7280,7 +7190,7 @@
                 <w:color w:val="C00000"/>
                 <w:sz w:val="16"/>
               </w:rPr>
-              <w:t>−0,01</w:t>
+              <w:t>−0,05</w:t>
             </w:r>
           </w:p>
         </w:tc>
@@ -7298,7 +7208,7 @@
                 <w:rFonts w:ascii="Arial" w:hAnsi="Arial"/>
                 <w:sz w:val="16"/>
               </w:rPr>
-              <w:t>16 %</w:t>
+              <w:t>6 %</w:t>
             </w:r>
           </w:p>
         </w:tc>
@@ -7315,7 +7225,7 @@
                 <w:rFonts w:ascii="Arial" w:hAnsi="Arial"/>
                 <w:sz w:val="16"/>
               </w:rPr>
-              <w:t>Канализация и водоотведение · Трубы и фитинги для внутренн</w:t>
+              <w:t>Фитинги · Фитинги для нержавеющих труб</w:t>
             </w:r>
           </w:p>
         </w:tc>
@@ -7333,7 +7243,7 @@
                 <w:rFonts w:ascii="Arial" w:hAnsi="Arial"/>
                 <w:sz w:val="16"/>
               </w:rPr>
-              <w:t>▁▂▃▆▃▄█▆▂</w:t>
+              <w:t>▁▆▃▄▅▄▇█▄</w:t>
             </w:r>
           </w:p>
         </w:tc>
@@ -7351,7 +7261,7 @@
                 <w:rFonts w:ascii="Arial" w:hAnsi="Arial"/>
                 <w:sz w:val="16"/>
               </w:rPr>
-              <w:t>249</w:t>
+              <w:t>127</w:t>
             </w:r>
           </w:p>
         </w:tc>
@@ -7369,7 +7279,7 @@
                 <w:rFonts w:ascii="Arial" w:hAnsi="Arial"/>
                 <w:sz w:val="16"/>
               </w:rPr>
-              <w:t>1,93</w:t>
+              <w:t>0,81</w:t>
             </w:r>
           </w:p>
         </w:tc>
@@ -7387,7 +7297,7 @@
                 <w:rFonts w:ascii="Arial" w:hAnsi="Arial"/>
                 <w:sz w:val="16"/>
               </w:rPr>
-              <w:t>31,8 %</w:t>
+              <w:t>22,2 %</w:t>
             </w:r>
           </w:p>
         </w:tc>
@@ -7405,7 +7315,7 @@
                 <w:rFonts w:ascii="Arial" w:hAnsi="Arial"/>
                 <w:sz w:val="16"/>
               </w:rPr>
-              <w:t>1,67</w:t>
+              <w:t>0,65</w:t>
             </w:r>
           </w:p>
         </w:tc>
@@ -7423,7 +7333,7 @@
                 <w:rFonts w:ascii="Arial" w:hAnsi="Arial"/>
                 <w:sz w:val="16"/>
               </w:rPr>
-              <w:t>304</w:t>
+              <w:t>194</w:t>
             </w:r>
           </w:p>
         </w:tc>
@@ -7441,7 +7351,7 @@
                 <w:rFonts w:ascii="Arial" w:hAnsi="Arial"/>
                 <w:sz w:val="16"/>
               </w:rPr>
-              <w:t>0,56</w:t>
+              <w:t>0,54</w:t>
             </w:r>
           </w:p>
         </w:tc>
@@ -7479,7 +7389,7 @@
                 <w:rFonts w:ascii="Arial" w:hAnsi="Arial"/>
                 <w:sz w:val="16"/>
               </w:rPr>
-              <w:t>6 %</w:t>
+              <w:t>16 %</w:t>
             </w:r>
           </w:p>
         </w:tc>
@@ -7502,7 +7412,7 @@
           <w:i w:val="0"/>
           <w:sz w:val="21"/>
         </w:rPr>
-        <w:t>Совокупно 11,11 млн ₽ запаса и 2,56 млн ₽ убытка в год. Первоочередной список для сокращения ассортимента.</w:t>
+        <w:t>Совокупно 11,11 млн ₽ запаса и 2,79 млн ₽ убытка в год. Первоочередной список для сокращения ассортимента.</w:t>
       </w:r>
     </w:p>
     <w:p>
@@ -7875,7 +7785,7 @@
                 <w:rFonts w:ascii="Arial" w:hAnsi="Arial"/>
                 <w:sz w:val="16"/>
               </w:rPr>
-              <w:t>103</w:t>
+              <w:t>104</w:t>
             </w:r>
           </w:p>
         </w:tc>
@@ -7893,7 +7803,7 @@
                 <w:rFonts w:ascii="Arial" w:hAnsi="Arial"/>
                 <w:sz w:val="16"/>
               </w:rPr>
-              <w:t>1,84</w:t>
+              <w:t>1,82</w:t>
             </w:r>
           </w:p>
         </w:tc>
@@ -7911,7 +7821,7 @@
                 <w:rFonts w:ascii="Arial" w:hAnsi="Arial"/>
                 <w:sz w:val="16"/>
               </w:rPr>
-              <w:t>6,52</w:t>
+              <w:t>6,49</w:t>
             </w:r>
           </w:p>
         </w:tc>
@@ -8054,7 +7964,7 @@
                 <w:rFonts w:ascii="Arial" w:hAnsi="Arial"/>
                 <w:sz w:val="16"/>
               </w:rPr>
-              <w:t>148</w:t>
+              <w:t>151</w:t>
             </w:r>
           </w:p>
         </w:tc>
@@ -8072,7 +7982,7 @@
                 <w:rFonts w:ascii="Arial" w:hAnsi="Arial"/>
                 <w:sz w:val="16"/>
               </w:rPr>
-              <w:t>0,92</w:t>
+              <w:t>0,91</w:t>
             </w:r>
           </w:p>
         </w:tc>
@@ -8090,7 +8000,7 @@
                 <w:rFonts w:ascii="Arial" w:hAnsi="Arial"/>
                 <w:sz w:val="16"/>
               </w:rPr>
-              <w:t>2,83</w:t>
+              <w:t>2,75</w:t>
             </w:r>
           </w:p>
         </w:tc>
@@ -8251,7 +8161,7 @@
                 <w:rFonts w:ascii="Arial" w:hAnsi="Arial"/>
                 <w:sz w:val="16"/>
               </w:rPr>
-              <w:t>2,29</w:t>
+              <w:t>2,27</w:t>
             </w:r>
           </w:p>
         </w:tc>
@@ -8591,7 +8501,7 @@
                 <w:rFonts w:ascii="Arial" w:hAnsi="Arial"/>
                 <w:sz w:val="16"/>
               </w:rPr>
-              <w:t>100</w:t>
+              <w:t>109</w:t>
             </w:r>
           </w:p>
         </w:tc>
@@ -8609,7 +8519,7 @@
                 <w:rFonts w:ascii="Arial" w:hAnsi="Arial"/>
                 <w:sz w:val="16"/>
               </w:rPr>
-              <w:t>2,58</w:t>
+              <w:t>2,38</w:t>
             </w:r>
           </w:p>
         </w:tc>
@@ -8627,7 +8537,7 @@
                 <w:rFonts w:ascii="Arial" w:hAnsi="Arial"/>
                 <w:sz w:val="16"/>
               </w:rPr>
-              <w:t>2,66</w:t>
+              <w:t>2,60</w:t>
             </w:r>
           </w:p>
         </w:tc>
@@ -8770,7 +8680,7 @@
                 <w:rFonts w:ascii="Arial" w:hAnsi="Arial"/>
                 <w:sz w:val="16"/>
               </w:rPr>
-              <w:t>177</w:t>
+              <w:t>181</w:t>
             </w:r>
           </w:p>
         </w:tc>
@@ -8788,7 +8698,7 @@
                 <w:rFonts w:ascii="Arial" w:hAnsi="Arial"/>
                 <w:sz w:val="16"/>
               </w:rPr>
-              <w:t>0,60</w:t>
+              <w:t>0,59</w:t>
             </w:r>
           </w:p>
         </w:tc>
@@ -8806,7 +8716,7 @@
                 <w:rFonts w:ascii="Arial" w:hAnsi="Arial"/>
                 <w:sz w:val="16"/>
               </w:rPr>
-              <w:t>0,08</w:t>
+              <w:t>0,05</w:t>
             </w:r>
           </w:p>
         </w:tc>
@@ -9128,7 +9038,7 @@
                 <w:rFonts w:ascii="Arial" w:hAnsi="Arial"/>
                 <w:sz w:val="16"/>
               </w:rPr>
-              <w:t>55</w:t>
+              <w:t>56</w:t>
             </w:r>
           </w:p>
         </w:tc>
@@ -9146,7 +9056,7 @@
                 <w:rFonts w:ascii="Arial" w:hAnsi="Arial"/>
                 <w:sz w:val="16"/>
               </w:rPr>
-              <w:t>2,09</w:t>
+              <w:t>2,04</w:t>
             </w:r>
           </w:p>
         </w:tc>
@@ -9164,7 +9074,7 @@
                 <w:rFonts w:ascii="Arial" w:hAnsi="Arial"/>
                 <w:sz w:val="16"/>
               </w:rPr>
-              <w:t>0,92</w:t>
+              <w:t>0,91</w:t>
             </w:r>
           </w:p>
         </w:tc>
@@ -9882,7 +9792,7 @@
                 <w:color w:val="C00000"/>
                 <w:sz w:val="16"/>
               </w:rPr>
-              <w:t>−1,16</w:t>
+              <w:t>−1,17</w:t>
             </w:r>
           </w:p>
         </w:tc>
@@ -10292,7 +10202,7 @@
                 <w:color w:val="C00000"/>
                 <w:sz w:val="16"/>
               </w:rPr>
-              <w:t>−1,16</w:t>
+              <w:t>−1,17</w:t>
             </w:r>
           </w:p>
         </w:tc>
@@ -10906,7 +10816,7 @@
                 <w:rFonts w:ascii="Arial" w:hAnsi="Arial"/>
                 <w:sz w:val="16"/>
               </w:rPr>
-              <w:t>558</w:t>
+              <w:t>573</w:t>
             </w:r>
           </w:p>
         </w:tc>
@@ -10924,7 +10834,7 @@
                 <w:rFonts w:ascii="Arial" w:hAnsi="Arial"/>
                 <w:sz w:val="16"/>
               </w:rPr>
-              <w:t>0,28</w:t>
+              <w:t>0,27</w:t>
             </w:r>
           </w:p>
         </w:tc>
@@ -10944,7 +10854,7 @@
                 <w:color w:val="C00000"/>
                 <w:sz w:val="16"/>
               </w:rPr>
-              <w:t>−0,21</w:t>
+              <w:t>−0,22</w:t>
             </w:r>
           </w:p>
         </w:tc>
@@ -11069,7 +10979,7 @@
                 <w:rFonts w:ascii="Arial" w:hAnsi="Arial"/>
                 <w:sz w:val="16"/>
               </w:rPr>
-              <w:t>638</w:t>
+              <w:t>639</w:t>
             </w:r>
           </w:p>
         </w:tc>
@@ -11087,7 +10997,7 @@
                 <w:rFonts w:ascii="Arial" w:hAnsi="Arial"/>
                 <w:sz w:val="16"/>
               </w:rPr>
-              <w:t>0,45</w:t>
+              <w:t>0,44</w:t>
             </w:r>
           </w:p>
         </w:tc>
@@ -11287,7 +11197,7 @@
                 <w:rFonts w:ascii="Arial" w:hAnsi="Arial"/>
                 <w:sz w:val="16"/>
               </w:rPr>
-              <w:t>Mr.Bond</w:t>
+              <w:t>ХОММЕТ</w:t>
             </w:r>
           </w:p>
         </w:tc>
@@ -11305,7 +11215,7 @@
                 <w:rFonts w:ascii="Arial" w:hAnsi="Arial"/>
                 <w:sz w:val="16"/>
               </w:rPr>
-              <w:t>33</w:t>
+              <w:t>22</w:t>
             </w:r>
           </w:p>
         </w:tc>
@@ -11323,7 +11233,7 @@
                 <w:rFonts w:ascii="Arial" w:hAnsi="Arial"/>
                 <w:sz w:val="16"/>
               </w:rPr>
-              <w:t>6</w:t>
+              <w:t>5</w:t>
             </w:r>
           </w:p>
         </w:tc>
@@ -11341,7 +11251,7 @@
                 <w:rFonts w:ascii="Arial" w:hAnsi="Arial"/>
                 <w:sz w:val="16"/>
               </w:rPr>
-              <w:t>0,21</w:t>
+              <w:t>0,47</w:t>
             </w:r>
           </w:p>
         </w:tc>
@@ -11359,7 +11269,7 @@
                 <w:rFonts w:ascii="Arial" w:hAnsi="Arial"/>
                 <w:sz w:val="16"/>
               </w:rPr>
-              <w:t>22,1 %</w:t>
+              <w:t>31,4 %</w:t>
             </w:r>
           </w:p>
         </w:tc>
@@ -11377,7 +11287,7 @@
                 <w:rFonts w:ascii="Arial" w:hAnsi="Arial"/>
                 <w:sz w:val="16"/>
               </w:rPr>
-              <w:t>0,53</w:t>
+              <w:t>0,45</w:t>
             </w:r>
           </w:p>
         </w:tc>
@@ -11395,7 +11305,7 @@
                 <w:rFonts w:ascii="Arial" w:hAnsi="Arial"/>
                 <w:sz w:val="16"/>
               </w:rPr>
-              <w:t>328</w:t>
+              <w:t>369</w:t>
             </w:r>
           </w:p>
         </w:tc>
@@ -11413,7 +11323,7 @@
                 <w:rFonts w:ascii="Arial" w:hAnsi="Arial"/>
                 <w:sz w:val="16"/>
               </w:rPr>
-              <w:t>0,32</w:t>
+              <w:t>0,45</w:t>
             </w:r>
           </w:p>
         </w:tc>
@@ -11450,7 +11360,7 @@
                 <w:rFonts w:ascii="Arial" w:hAnsi="Arial"/>
                 <w:sz w:val="16"/>
               </w:rPr>
-              <w:t>ХОММЕТ</w:t>
+              <w:t>Mr.Bond</w:t>
             </w:r>
           </w:p>
         </w:tc>
@@ -11468,7 +11378,7 @@
                 <w:rFonts w:ascii="Arial" w:hAnsi="Arial"/>
                 <w:sz w:val="16"/>
               </w:rPr>
-              <w:t>22</w:t>
+              <w:t>33</w:t>
             </w:r>
           </w:p>
         </w:tc>
@@ -11486,7 +11396,7 @@
                 <w:rFonts w:ascii="Arial" w:hAnsi="Arial"/>
                 <w:sz w:val="16"/>
               </w:rPr>
-              <w:t>5</w:t>
+              <w:t>6</w:t>
             </w:r>
           </w:p>
         </w:tc>
@@ -11504,7 +11414,7 @@
                 <w:rFonts w:ascii="Arial" w:hAnsi="Arial"/>
                 <w:sz w:val="16"/>
               </w:rPr>
-              <w:t>0,47</w:t>
+              <w:t>0,21</w:t>
             </w:r>
           </w:p>
         </w:tc>
@@ -11522,7 +11432,7 @@
                 <w:rFonts w:ascii="Arial" w:hAnsi="Arial"/>
                 <w:sz w:val="16"/>
               </w:rPr>
-              <w:t>31,4 %</w:t>
+              <w:t>22,1 %</w:t>
             </w:r>
           </w:p>
         </w:tc>
@@ -11540,7 +11450,7 @@
                 <w:rFonts w:ascii="Arial" w:hAnsi="Arial"/>
                 <w:sz w:val="16"/>
               </w:rPr>
-              <w:t>0,45</w:t>
+              <w:t>0,53</w:t>
             </w:r>
           </w:p>
         </w:tc>
@@ -11558,7 +11468,7 @@
                 <w:rFonts w:ascii="Arial" w:hAnsi="Arial"/>
                 <w:sz w:val="16"/>
               </w:rPr>
-              <w:t>364</w:t>
+              <w:t>328</w:t>
             </w:r>
           </w:p>
         </w:tc>
@@ -11576,7 +11486,7 @@
                 <w:rFonts w:ascii="Arial" w:hAnsi="Arial"/>
                 <w:sz w:val="16"/>
               </w:rPr>
-              <w:t>0,46</w:t>
+              <w:t>0,32</w:t>
             </w:r>
           </w:p>
         </w:tc>
@@ -11782,7 +11692,7 @@
           <w:i w:val="0"/>
           <w:sz w:val="21"/>
         </w:rPr>
-        <w:t>Совокупно: запас 6,86 млн ₽, убыток 3,26 млн ₽ в год.</w:t>
+        <w:t>Совокупно: запас 6,86 млн ₽, убыток 3,28 млн ₽ в год.</w:t>
       </w:r>
     </w:p>
     <w:p>
@@ -12155,7 +12065,7 @@
                 <w:rFonts w:ascii="Arial" w:hAnsi="Arial"/>
                 <w:sz w:val="16"/>
               </w:rPr>
-              <w:t>103</w:t>
+              <w:t>105</w:t>
             </w:r>
           </w:p>
         </w:tc>
@@ -12173,7 +12083,7 @@
                 <w:rFonts w:ascii="Arial" w:hAnsi="Arial"/>
                 <w:sz w:val="16"/>
               </w:rPr>
-              <w:t>1,11</w:t>
+              <w:t>1,10</w:t>
             </w:r>
           </w:p>
         </w:tc>
@@ -12191,7 +12101,7 @@
                 <w:rFonts w:ascii="Arial" w:hAnsi="Arial"/>
                 <w:sz w:val="16"/>
               </w:rPr>
-              <w:t>10,10</w:t>
+              <w:t>9,95</w:t>
             </w:r>
           </w:p>
         </w:tc>
@@ -12334,7 +12244,7 @@
                 <w:rFonts w:ascii="Arial" w:hAnsi="Arial"/>
                 <w:sz w:val="16"/>
               </w:rPr>
-              <w:t>152</w:t>
+              <w:t>159</w:t>
             </w:r>
           </w:p>
         </w:tc>
@@ -12352,7 +12262,7 @@
                 <w:rFonts w:ascii="Arial" w:hAnsi="Arial"/>
                 <w:sz w:val="16"/>
               </w:rPr>
-              <w:t>0,95</w:t>
+              <w:t>0,91</w:t>
             </w:r>
           </w:p>
         </w:tc>
@@ -12370,7 +12280,7 @@
                 <w:rFonts w:ascii="Arial" w:hAnsi="Arial"/>
                 <w:sz w:val="16"/>
               </w:rPr>
-              <w:t>7,32</w:t>
+              <w:t>6,82</w:t>
             </w:r>
           </w:p>
         </w:tc>
@@ -12943,7 +12853,7 @@
                 <w:rFonts w:ascii="Arial" w:hAnsi="Arial"/>
                 <w:sz w:val="16"/>
               </w:rPr>
-              <w:t>144</w:t>
+              <w:t>149</w:t>
             </w:r>
           </w:p>
         </w:tc>
@@ -12961,7 +12871,7 @@
                 <w:rFonts w:ascii="Arial" w:hAnsi="Arial"/>
                 <w:sz w:val="16"/>
               </w:rPr>
-              <w:t>0,88</w:t>
+              <w:t>0,86</w:t>
             </w:r>
           </w:p>
         </w:tc>
@@ -12979,7 +12889,7 @@
                 <w:rFonts w:ascii="Arial" w:hAnsi="Arial"/>
                 <w:sz w:val="16"/>
               </w:rPr>
-              <w:t>11,78</w:t>
+              <w:t>11,17</w:t>
             </w:r>
           </w:p>
         </w:tc>
@@ -13122,7 +13032,7 @@
                 <w:rFonts w:ascii="Arial" w:hAnsi="Arial"/>
                 <w:sz w:val="16"/>
               </w:rPr>
-              <w:t>4</w:t>
+              <w:t>6</w:t>
             </w:r>
           </w:p>
         </w:tc>
@@ -13158,7 +13068,7 @@
                 <w:rFonts w:ascii="Arial" w:hAnsi="Arial"/>
                 <w:sz w:val="16"/>
               </w:rPr>
-              <w:t>5,92</w:t>
+              <w:t>5,88</w:t>
             </w:r>
           </w:p>
         </w:tc>
@@ -14091,7 +14001,7 @@
                 <w:rFonts w:ascii="Arial" w:hAnsi="Arial"/>
                 <w:sz w:val="16"/>
               </w:rPr>
-              <w:t>97</w:t>
+              <w:t>99</w:t>
             </w:r>
           </w:p>
         </w:tc>
@@ -14109,7 +14019,7 @@
                 <w:rFonts w:ascii="Arial" w:hAnsi="Arial"/>
                 <w:sz w:val="16"/>
               </w:rPr>
-              <w:t>1,00</w:t>
+              <w:t>0,98</w:t>
             </w:r>
           </w:p>
         </w:tc>
@@ -14127,7 +14037,7 @@
                 <w:rFonts w:ascii="Arial" w:hAnsi="Arial"/>
                 <w:sz w:val="16"/>
               </w:rPr>
-              <w:t>5,45</w:t>
+              <w:t>5,33</w:t>
             </w:r>
           </w:p>
         </w:tc>
@@ -14270,7 +14180,7 @@
                 <w:rFonts w:ascii="Arial" w:hAnsi="Arial"/>
                 <w:sz w:val="16"/>
               </w:rPr>
-              <w:t>142</w:t>
+              <w:t>145</w:t>
             </w:r>
           </w:p>
         </w:tc>
@@ -14288,7 +14198,7 @@
                 <w:rFonts w:ascii="Arial" w:hAnsi="Arial"/>
                 <w:sz w:val="16"/>
               </w:rPr>
-              <w:t>1,10</w:t>
+              <w:t>1,08</w:t>
             </w:r>
           </w:p>
         </w:tc>
@@ -14306,7 +14216,7 @@
                 <w:rFonts w:ascii="Arial" w:hAnsi="Arial"/>
                 <w:sz w:val="16"/>
               </w:rPr>
-              <w:t>5,24</w:t>
+              <w:t>5,13</w:t>
             </w:r>
           </w:p>
         </w:tc>
@@ -14449,7 +14359,7 @@
                 <w:rFonts w:ascii="Arial" w:hAnsi="Arial"/>
                 <w:sz w:val="16"/>
               </w:rPr>
-              <w:t>292</w:t>
+              <w:t>312</w:t>
             </w:r>
           </w:p>
         </w:tc>
@@ -14467,7 +14377,7 @@
                 <w:rFonts w:ascii="Arial" w:hAnsi="Arial"/>
                 <w:sz w:val="16"/>
               </w:rPr>
-              <w:t>0,56</w:t>
+              <w:t>0,53</w:t>
             </w:r>
           </w:p>
         </w:tc>
@@ -14487,7 +14397,7 @@
                 <w:color w:val="C00000"/>
                 <w:sz w:val="16"/>
               </w:rPr>
-              <w:t>−0,03</w:t>
+              <w:t>−0,40</w:t>
             </w:r>
           </w:p>
         </w:tc>
@@ -14630,7 +14540,7 @@
                 <w:rFonts w:ascii="Arial" w:hAnsi="Arial"/>
                 <w:sz w:val="16"/>
               </w:rPr>
-              <w:t>121</w:t>
+              <w:t>122</w:t>
             </w:r>
           </w:p>
         </w:tc>
@@ -14648,7 +14558,7 @@
                 <w:rFonts w:ascii="Arial" w:hAnsi="Arial"/>
                 <w:sz w:val="16"/>
               </w:rPr>
-              <w:t>1,35</w:t>
+              <w:t>1,34</w:t>
             </w:r>
           </w:p>
         </w:tc>
@@ -14666,7 +14576,7 @@
                 <w:rFonts w:ascii="Arial" w:hAnsi="Arial"/>
                 <w:sz w:val="16"/>
               </w:rPr>
-              <w:t>2,14</w:t>
+              <w:t>2,13</w:t>
             </w:r>
           </w:p>
         </w:tc>
@@ -14809,7 +14719,7 @@
                 <w:rFonts w:ascii="Arial" w:hAnsi="Arial"/>
                 <w:sz w:val="16"/>
               </w:rPr>
-              <w:t>5</w:t>
+              <w:t>6</w:t>
             </w:r>
           </w:p>
         </w:tc>
@@ -14845,7 +14755,7 @@
                 <w:rFonts w:ascii="Arial" w:hAnsi="Arial"/>
                 <w:sz w:val="16"/>
               </w:rPr>
-              <w:t>1,15</w:t>
+              <w:t>1,14</w:t>
             </w:r>
           </w:p>
         </w:tc>
@@ -14988,7 +14898,7 @@
                 <w:rFonts w:ascii="Arial" w:hAnsi="Arial"/>
                 <w:sz w:val="16"/>
               </w:rPr>
-              <w:t>2</w:t>
+              <w:t>3</w:t>
             </w:r>
           </w:p>
         </w:tc>
@@ -15167,7 +15077,7 @@
                 <w:rFonts w:ascii="Arial" w:hAnsi="Arial"/>
                 <w:sz w:val="16"/>
               </w:rPr>
-              <w:t>0</w:t>
+              <w:t>3</w:t>
             </w:r>
           </w:p>
         </w:tc>
@@ -15203,7 +15113,7 @@
                 <w:rFonts w:ascii="Arial" w:hAnsi="Arial"/>
                 <w:sz w:val="16"/>
               </w:rPr>
-              <w:t>1,81</w:t>
+              <w:t>1,79</w:t>
             </w:r>
           </w:p>
         </w:tc>
@@ -15346,7 +15256,7 @@
                 <w:rFonts w:ascii="Arial" w:hAnsi="Arial"/>
                 <w:sz w:val="16"/>
               </w:rPr>
-              <w:t>9</w:t>
+              <w:t>11</w:t>
             </w:r>
           </w:p>
         </w:tc>
@@ -15382,7 +15292,7 @@
                 <w:rFonts w:ascii="Arial" w:hAnsi="Arial"/>
                 <w:sz w:val="16"/>
               </w:rPr>
-              <w:t>0,99</w:t>
+              <w:t>0,98</w:t>
             </w:r>
           </w:p>
         </w:tc>
@@ -15964,7 +15874,7 @@
           <w:i w:val="0"/>
           <w:sz w:val="21"/>
         </w:rPr>
-        <w:t>Складов не отрабатывают стоимость владения: 6, суммарный убыток 1,30 млн ₽ в год.</w:t>
+        <w:t>Складов не отрабатывают стоимость владения: 6, суммарный убыток 1,67 млн ₽ в год.</w:t>
       </w:r>
     </w:p>
     <w:tbl>
@@ -16229,7 +16139,7 @@
                 <w:rFonts w:ascii="Arial" w:hAnsi="Arial"/>
                 <w:sz w:val="16"/>
               </w:rPr>
-              <w:t>Ижевск Воткинское шоссе РТГ Основной склад 1</w:t>
+              <w:t>Пермь Чайковский РТГ Основной склад LV</w:t>
             </w:r>
           </w:p>
         </w:tc>
@@ -16247,7 +16157,7 @@
                 <w:rFonts w:ascii="Arial" w:hAnsi="Arial"/>
                 <w:sz w:val="16"/>
               </w:rPr>
-              <w:t>705</w:t>
+              <w:t>10 991 596</w:t>
             </w:r>
           </w:p>
         </w:tc>
@@ -16265,7 +16175,7 @@
                 <w:rFonts w:ascii="Arial" w:hAnsi="Arial"/>
                 <w:sz w:val="16"/>
               </w:rPr>
-              <w:t>1 073 137</w:t>
+              <w:t>9 259 874</w:t>
             </w:r>
           </w:p>
         </w:tc>
@@ -16283,7 +16193,7 @@
                 <w:rFonts w:ascii="Arial" w:hAnsi="Arial"/>
                 <w:sz w:val="16"/>
               </w:rPr>
-              <w:t>488</w:t>
+              <w:t>312</w:t>
             </w:r>
           </w:p>
         </w:tc>
@@ -16301,7 +16211,7 @@
                 <w:rFonts w:ascii="Arial" w:hAnsi="Arial"/>
                 <w:sz w:val="16"/>
               </w:rPr>
-              <w:t>0,22</w:t>
+              <w:t>0,53</w:t>
             </w:r>
           </w:p>
         </w:tc>
@@ -16319,7 +16229,7 @@
                 <w:rFonts w:ascii="Arial" w:hAnsi="Arial"/>
                 <w:sz w:val="16"/>
               </w:rPr>
-              <w:t>-367 269</w:t>
+              <w:t>-401 131</w:t>
             </w:r>
           </w:p>
         </w:tc>
@@ -16336,7 +16246,7 @@
                 <w:rFonts w:ascii="Arial" w:hAnsi="Arial"/>
                 <w:sz w:val="16"/>
               </w:rPr>
-              <w:t>Ижевск Воткинское шоссе РТГ Уличное хранение</w:t>
+              <w:t>Ижевск Воткинское шоссе РТГ Основной склад 1</w:t>
             </w:r>
           </w:p>
         </w:tc>
@@ -16354,7 +16264,7 @@
                 <w:rFonts w:ascii="Arial" w:hAnsi="Arial"/>
                 <w:sz w:val="16"/>
               </w:rPr>
-              <w:t>0</w:t>
+              <w:t>705</w:t>
             </w:r>
           </w:p>
         </w:tc>
@@ -16372,7 +16282,7 @@
                 <w:rFonts w:ascii="Arial" w:hAnsi="Arial"/>
                 <w:sz w:val="16"/>
               </w:rPr>
-              <w:t>438 603</w:t>
+              <w:t>1 073 137</w:t>
             </w:r>
           </w:p>
         </w:tc>
@@ -16390,7 +16300,7 @@
                 <w:rFonts w:ascii="Arial" w:hAnsi="Arial"/>
                 <w:sz w:val="16"/>
               </w:rPr>
-              <w:t>&gt; 9999</w:t>
+              <w:t>488</w:t>
             </w:r>
           </w:p>
         </w:tc>
@@ -16408,7 +16318,7 @@
                 <w:rFonts w:ascii="Arial" w:hAnsi="Arial"/>
                 <w:sz w:val="16"/>
               </w:rPr>
-              <w:t>0,00</w:t>
+              <w:t>0,22</w:t>
             </w:r>
           </w:p>
         </w:tc>
@@ -16426,7 +16336,7 @@
                 <w:rFonts w:ascii="Arial" w:hAnsi="Arial"/>
                 <w:sz w:val="16"/>
               </w:rPr>
-              <w:t>-248 061</w:t>
+              <w:t>-367 269</w:t>
             </w:r>
           </w:p>
         </w:tc>
@@ -16443,7 +16353,7 @@
                 <w:rFonts w:ascii="Arial" w:hAnsi="Arial"/>
                 <w:sz w:val="16"/>
               </w:rPr>
-              <w:t>Ижевск Воткинское шоссе РТГ Основной склад 3</w:t>
+              <w:t>Ижевск Воткинское шоссе РТГ Уличное хранение</w:t>
             </w:r>
           </w:p>
         </w:tc>
@@ -16479,7 +16389,7 @@
                 <w:rFonts w:ascii="Arial" w:hAnsi="Arial"/>
                 <w:sz w:val="16"/>
               </w:rPr>
-              <w:t>283 873</w:t>
+              <w:t>438 603</w:t>
             </w:r>
           </w:p>
         </w:tc>
@@ -16497,7 +16407,7 @@
                 <w:rFonts w:ascii="Arial" w:hAnsi="Arial"/>
                 <w:sz w:val="16"/>
               </w:rPr>
-              <w:t>2087</w:t>
+              <w:t>&gt; 9999</w:t>
             </w:r>
           </w:p>
         </w:tc>
@@ -16515,7 +16425,7 @@
                 <w:rFonts w:ascii="Arial" w:hAnsi="Arial"/>
                 <w:sz w:val="16"/>
               </w:rPr>
-              <w:t>0,07</w:t>
+              <w:t>0,00</w:t>
             </w:r>
           </w:p>
         </w:tc>
@@ -16533,7 +16443,7 @@
                 <w:rFonts w:ascii="Arial" w:hAnsi="Arial"/>
                 <w:sz w:val="16"/>
               </w:rPr>
-              <w:t>-140 406</w:t>
+              <w:t>-248 061</w:t>
             </w:r>
           </w:p>
         </w:tc>
@@ -16550,7 +16460,7 @@
                 <w:rFonts w:ascii="Arial" w:hAnsi="Arial"/>
                 <w:sz w:val="16"/>
               </w:rPr>
-              <w:t>Пермь Чайковский РТГ Основной склад LV</w:t>
+              <w:t>Ижевск Воткинское шоссе РТГ Основной склад 3</w:t>
             </w:r>
           </w:p>
         </w:tc>
@@ -16568,7 +16478,7 @@
                 <w:rFonts w:ascii="Arial" w:hAnsi="Arial"/>
                 <w:sz w:val="16"/>
               </w:rPr>
-              <w:t>10 991 596</w:t>
+              <w:t>0</w:t>
             </w:r>
           </w:p>
         </w:tc>
@@ -16586,7 +16496,7 @@
                 <w:rFonts w:ascii="Arial" w:hAnsi="Arial"/>
                 <w:sz w:val="16"/>
               </w:rPr>
-              <w:t>9 259 874</w:t>
+              <w:t>283 873</w:t>
             </w:r>
           </w:p>
         </w:tc>
@@ -16604,7 +16514,7 @@
                 <w:rFonts w:ascii="Arial" w:hAnsi="Arial"/>
                 <w:sz w:val="16"/>
               </w:rPr>
-              <w:t>292</w:t>
+              <w:t>2087</w:t>
             </w:r>
           </w:p>
         </w:tc>
@@ -16622,7 +16532,7 @@
                 <w:rFonts w:ascii="Arial" w:hAnsi="Arial"/>
                 <w:sz w:val="16"/>
               </w:rPr>
-              <w:t>0,56</w:t>
+              <w:t>0,07</w:t>
             </w:r>
           </w:p>
         </w:tc>
@@ -16640,7 +16550,7 @@
                 <w:rFonts w:ascii="Arial" w:hAnsi="Arial"/>
                 <w:sz w:val="16"/>
               </w:rPr>
-              <w:t>-34 843</w:t>
+              <w:t>-140 406</w:t>
             </w:r>
           </w:p>
         </w:tc>
@@ -16978,7 +16888,7 @@
                 <w:rFonts w:ascii="Arial" w:hAnsi="Arial"/>
                 <w:sz w:val="16"/>
               </w:rPr>
-              <w:t>1,34</w:t>
+              <w:t>1,30</w:t>
             </w:r>
           </w:p>
         </w:tc>
@@ -17014,7 +16924,7 @@
                 <w:rFonts w:ascii="Arial" w:hAnsi="Arial"/>
                 <w:sz w:val="16"/>
               </w:rPr>
-              <w:t>2,17</w:t>
+              <w:t>2,16</w:t>
             </w:r>
           </w:p>
         </w:tc>
@@ -17067,7 +16977,7 @@
                 <w:rFonts w:ascii="Arial" w:hAnsi="Arial"/>
                 <w:sz w:val="16"/>
               </w:rPr>
-              <w:t>0,75</w:t>
+              <w:t>0,73</w:t>
             </w:r>
           </w:p>
         </w:tc>
@@ -17085,7 +16995,7 @@
                 <w:rFonts w:ascii="Arial" w:hAnsi="Arial"/>
                 <w:sz w:val="16"/>
               </w:rPr>
-              <w:t>0,95</w:t>
+              <w:t>0,93</w:t>
             </w:r>
           </w:p>
         </w:tc>
@@ -17103,7 +17013,7 @@
                 <w:rFonts w:ascii="Arial" w:hAnsi="Arial"/>
                 <w:sz w:val="16"/>
               </w:rPr>
-              <w:t>0,42</w:t>
+              <w:t>0,41</w:t>
             </w:r>
           </w:p>
         </w:tc>
@@ -17210,7 +17120,7 @@
                 <w:rFonts w:ascii="Arial" w:hAnsi="Arial"/>
                 <w:sz w:val="16"/>
               </w:rPr>
-              <w:t>0,84</w:t>
+              <w:t>0,63</w:t>
             </w:r>
           </w:p>
         </w:tc>
@@ -17281,7 +17191,7 @@
                 <w:rFonts w:ascii="Arial" w:hAnsi="Arial"/>
                 <w:sz w:val="16"/>
               </w:rPr>
-              <w:t>1,63</w:t>
+              <w:t>1,59</w:t>
             </w:r>
           </w:p>
         </w:tc>
@@ -17299,7 +17209,7 @@
                 <w:rFonts w:ascii="Arial" w:hAnsi="Arial"/>
                 <w:sz w:val="16"/>
               </w:rPr>
-              <w:t>2,12</w:t>
+              <w:t>2,09</w:t>
             </w:r>
           </w:p>
         </w:tc>
@@ -17424,7 +17334,7 @@
                 <w:rFonts w:ascii="Arial" w:hAnsi="Arial"/>
                 <w:sz w:val="16"/>
               </w:rPr>
-              <w:t>0,52</w:t>
+              <w:t>0,38</w:t>
             </w:r>
           </w:p>
         </w:tc>
@@ -17495,7 +17405,7 @@
                 <w:rFonts w:ascii="Arial" w:hAnsi="Arial"/>
                 <w:sz w:val="16"/>
               </w:rPr>
-              <w:t>0,28</w:t>
+              <w:t>0,26</w:t>
             </w:r>
           </w:p>
         </w:tc>
@@ -17513,7 +17423,7 @@
                 <w:rFonts w:ascii="Arial" w:hAnsi="Arial"/>
                 <w:sz w:val="16"/>
               </w:rPr>
-              <w:t>1,05</w:t>
+              <w:t>1,04</w:t>
             </w:r>
           </w:p>
         </w:tc>
@@ -17549,7 +17459,7 @@
                 <w:rFonts w:ascii="Arial" w:hAnsi="Arial"/>
                 <w:sz w:val="16"/>
               </w:rPr>
-              <w:t>0,08</w:t>
+              <w:t>0,06</w:t>
             </w:r>
           </w:p>
         </w:tc>
@@ -17620,7 +17530,7 @@
                 <w:rFonts w:ascii="Arial" w:hAnsi="Arial"/>
                 <w:sz w:val="16"/>
               </w:rPr>
-              <w:t>0,77</w:t>
+              <w:t>0,76</w:t>
             </w:r>
           </w:p>
         </w:tc>
@@ -17656,7 +17566,7 @@
                 <w:rFonts w:ascii="Arial" w:hAnsi="Arial"/>
                 <w:sz w:val="16"/>
               </w:rPr>
-              <w:t>0,75</w:t>
+              <w:t>0,69</w:t>
             </w:r>
           </w:p>
         </w:tc>
@@ -17834,7 +17744,7 @@
                 <w:rFonts w:ascii="Arial" w:hAnsi="Arial"/>
                 <w:sz w:val="16"/>
               </w:rPr>
-              <w:t>-3,10</w:t>
+              <w:t>-2,50</w:t>
             </w:r>
           </w:p>
         </w:tc>
@@ -21780,7 +21690,7 @@
                 <w:rFonts w:ascii="Arial" w:hAnsi="Arial"/>
                 <w:sz w:val="16"/>
               </w:rPr>
-              <w:t>2,61</w:t>
+              <w:t>2,57</w:t>
             </w:r>
           </w:p>
         </w:tc>
@@ -21923,7 +21833,7 @@
                 <w:rFonts w:ascii="Arial" w:hAnsi="Arial"/>
                 <w:sz w:val="16"/>
               </w:rPr>
-              <w:t>3,92</w:t>
+              <w:t>3,91</w:t>
             </w:r>
           </w:p>
         </w:tc>
@@ -22638,7 +22548,7 @@
                 <w:rFonts w:ascii="Arial" w:hAnsi="Arial"/>
                 <w:sz w:val="16"/>
               </w:rPr>
-              <w:t>1,19</w:t>
+              <w:t>1,18</w:t>
             </w:r>
           </w:p>
         </w:tc>
@@ -22924,7 +22834,7 @@
                 <w:rFonts w:ascii="Arial" w:hAnsi="Arial"/>
                 <w:sz w:val="16"/>
               </w:rPr>
-              <w:t>0,55</w:t>
+              <w:t>0,53</w:t>
             </w:r>
           </w:p>
         </w:tc>
@@ -23355,7 +23265,7 @@
                 <w:rFonts w:ascii="Arial" w:hAnsi="Arial"/>
                 <w:sz w:val="16"/>
               </w:rPr>
-              <w:t>0,12</w:t>
+              <w:t>0,04</w:t>
             </w:r>
           </w:p>
         </w:tc>
@@ -23615,7 +23525,7 @@
                 <w:rFonts w:ascii="Arial" w:hAnsi="Arial"/>
                 <w:sz w:val="16"/>
               </w:rPr>
-              <w:t>2,70</w:t>
+              <w:t>2,71</w:t>
             </w:r>
           </w:p>
         </w:tc>
@@ -23704,7 +23614,7 @@
                 <w:rFonts w:ascii="Arial" w:hAnsi="Arial"/>
                 <w:sz w:val="16"/>
               </w:rPr>
-              <w:t>7,21</w:t>
+              <w:t>7,38</w:t>
             </w:r>
           </w:p>
         </w:tc>
@@ -23793,7 +23703,7 @@
                 <w:rFonts w:ascii="Arial" w:hAnsi="Arial"/>
                 <w:sz w:val="16"/>
               </w:rPr>
-              <w:t>0,98</w:t>
+              <w:t>0,99</w:t>
             </w:r>
           </w:p>
         </w:tc>
@@ -23882,7 +23792,7 @@
                 <w:rFonts w:ascii="Arial" w:hAnsi="Arial"/>
                 <w:sz w:val="16"/>
               </w:rPr>
-              <w:t>14,19</w:t>
+              <w:t>14,41</w:t>
             </w:r>
           </w:p>
         </w:tc>
@@ -23963,7 +23873,7 @@
           <w:i w:val="0"/>
           <w:sz w:val="21"/>
         </w:rPr>
-        <w:t>Эталон — «Ижевск Глазов» с GMROI 2,02. Медиана по дивизиону — 1,08.</w:t>
+        <w:t>Эталон — «Ижевск Глазов» с GMROI 1,98. Медиана по дивизиону — 1,06.</w:t>
       </w:r>
     </w:p>
     <w:tbl>
@@ -24179,7 +24089,7 @@
                 <w:rFonts w:ascii="Arial" w:hAnsi="Arial"/>
                 <w:sz w:val="16"/>
               </w:rPr>
-              <w:t>197</w:t>
+              <w:t>210</w:t>
             </w:r>
           </w:p>
         </w:tc>
@@ -24197,7 +24107,7 @@
                 <w:rFonts w:ascii="Arial" w:hAnsi="Arial"/>
                 <w:sz w:val="16"/>
               </w:rPr>
-              <w:t>0,69</w:t>
+              <w:t>0,64</w:t>
             </w:r>
           </w:p>
         </w:tc>
@@ -24215,7 +24125,7 @@
                 <w:rFonts w:ascii="Arial" w:hAnsi="Arial"/>
                 <w:sz w:val="16"/>
               </w:rPr>
-              <w:t>3,65</w:t>
+              <w:t>3,47</w:t>
             </w:r>
           </w:p>
         </w:tc>
@@ -24233,7 +24143,7 @@
                 <w:rFonts w:ascii="Arial" w:hAnsi="Arial"/>
                 <w:sz w:val="16"/>
               </w:rPr>
-              <w:t>12,43</w:t>
+              <w:t>12,08</w:t>
             </w:r>
           </w:p>
         </w:tc>
@@ -24251,7 +24161,7 @@
                 <w:rFonts w:ascii="Arial" w:hAnsi="Arial"/>
                 <w:sz w:val="16"/>
               </w:rPr>
-              <w:t>7,19</w:t>
+              <w:t>7,12</w:t>
             </w:r>
           </w:p>
         </w:tc>
@@ -24304,7 +24214,7 @@
                 <w:rFonts w:ascii="Arial" w:hAnsi="Arial"/>
                 <w:sz w:val="16"/>
               </w:rPr>
-              <w:t>109</w:t>
+              <w:t>110</w:t>
             </w:r>
           </w:p>
         </w:tc>
@@ -24322,7 +24232,7 @@
                 <w:rFonts w:ascii="Arial" w:hAnsi="Arial"/>
                 <w:sz w:val="16"/>
               </w:rPr>
-              <w:t>0,96</w:t>
+              <w:t>0,94</w:t>
             </w:r>
           </w:p>
         </w:tc>
@@ -24340,7 +24250,7 @@
                 <w:rFonts w:ascii="Arial" w:hAnsi="Arial"/>
                 <w:sz w:val="16"/>
               </w:rPr>
-              <w:t>1,88</w:t>
+              <w:t>1,57</w:t>
             </w:r>
           </w:p>
         </w:tc>
@@ -24358,7 +24268,7 @@
                 <w:rFonts w:ascii="Arial" w:hAnsi="Arial"/>
                 <w:sz w:val="16"/>
               </w:rPr>
-              <w:t>16,64</w:t>
+              <w:t>16,05</w:t>
             </w:r>
           </w:p>
         </w:tc>
@@ -24376,7 +24286,7 @@
                 <w:rFonts w:ascii="Arial" w:hAnsi="Arial"/>
                 <w:sz w:val="16"/>
               </w:rPr>
-              <w:t>4,64</w:t>
+              <w:t>4,42</w:t>
             </w:r>
           </w:p>
         </w:tc>
@@ -24429,7 +24339,7 @@
                 <w:rFonts w:ascii="Arial" w:hAnsi="Arial"/>
                 <w:sz w:val="16"/>
               </w:rPr>
-              <w:t>125</w:t>
+              <w:t>128</w:t>
             </w:r>
           </w:p>
         </w:tc>
@@ -24447,7 +24357,7 @@
                 <w:rFonts w:ascii="Arial" w:hAnsi="Arial"/>
                 <w:sz w:val="16"/>
               </w:rPr>
-              <w:t>1,20</w:t>
+              <w:t>1,17</w:t>
             </w:r>
           </w:p>
         </w:tc>
@@ -24483,7 +24393,7 @@
                 <w:rFonts w:ascii="Arial" w:hAnsi="Arial"/>
                 <w:sz w:val="16"/>
               </w:rPr>
-              <w:t>8,08</w:t>
+              <w:t>7,70</w:t>
             </w:r>
           </w:p>
         </w:tc>
@@ -24501,7 +24411,7 @@
                 <w:rFonts w:ascii="Arial" w:hAnsi="Arial"/>
                 <w:sz w:val="16"/>
               </w:rPr>
-              <w:t>5,15</w:t>
+              <w:t>5,02</w:t>
             </w:r>
           </w:p>
         </w:tc>
@@ -24554,7 +24464,7 @@
                 <w:rFonts w:ascii="Arial" w:hAnsi="Arial"/>
                 <w:sz w:val="16"/>
               </w:rPr>
-              <w:t>81</w:t>
+              <w:t>83</w:t>
             </w:r>
           </w:p>
         </w:tc>
@@ -24572,7 +24482,7 @@
                 <w:rFonts w:ascii="Arial" w:hAnsi="Arial"/>
                 <w:sz w:val="16"/>
               </w:rPr>
-              <w:t>2,02</w:t>
+              <w:t>1,98</w:t>
             </w:r>
           </w:p>
         </w:tc>
@@ -24626,7 +24536,7 @@
                 <w:rFonts w:ascii="Arial" w:hAnsi="Arial"/>
                 <w:sz w:val="16"/>
               </w:rPr>
-              <w:t>0,04</w:t>
+              <w:t>0,00</w:t>
             </w:r>
           </w:p>
         </w:tc>
@@ -24649,7 +24559,7 @@
           <w:i w:val="0"/>
           <w:sz w:val="21"/>
         </w:rPr>
-        <w:t>«Цель» — если отстающие подтянутся до медианы: +5,53 млн ₽ валовой прибыли в год. «Потолок» — если все сработают как лучший офис: +37,15 млн ₽; это теоретический максимум, а не план — у офисов разный ассортимент и разная клиентская база.</w:t>
+        <w:t>«Цель» — если отстающие подтянутся до медианы: +5,04 млн ₽ валовой прибыли в год. «Потолок» — если все сработают как лучший офис: +35,83 млн ₽; это теоретический максимум, а не план — у офисов разный ассортимент и разная клиентская база.</w:t>
       </w:r>
     </w:p>
     <w:p>
@@ -25086,7 +24996,7 @@
                 <w:rFonts w:ascii="Arial" w:hAnsi="Arial"/>
                 <w:sz w:val="17"/>
               </w:rPr>
-              <w:t>2,84</w:t>
+              <w:t>2,85</w:t>
             </w:r>
           </w:p>
         </w:tc>
@@ -25193,7 +25103,7 @@
                 <w:rFonts w:ascii="Arial" w:hAnsi="Arial"/>
                 <w:sz w:val="17"/>
               </w:rPr>
-              <w:t>2,66</w:t>
+              <w:t>2,75</w:t>
             </w:r>
           </w:p>
         </w:tc>
@@ -25264,7 +25174,7 @@
                 <w:rFonts w:ascii="Arial" w:hAnsi="Arial"/>
                 <w:sz w:val="17"/>
               </w:rPr>
-              <w:t>Перемещение вместо закупки</w:t>
+              <w:t>Пересмотр размера закупки</w:t>
             </w:r>
           </w:p>
         </w:tc>
@@ -25282,7 +25192,7 @@
                 <w:rFonts w:ascii="Arial" w:hAnsi="Arial"/>
                 <w:sz w:val="17"/>
               </w:rPr>
-              <w:t>0,65</w:t>
+              <w:t>2,43</w:t>
             </w:r>
           </w:p>
         </w:tc>
@@ -25300,7 +25210,7 @@
                 <w:rFonts w:ascii="Arial" w:hAnsi="Arial"/>
                 <w:sz w:val="17"/>
               </w:rPr>
-              <w:t>0,22</w:t>
+              <w:t>0,50</w:t>
             </w:r>
           </w:p>
         </w:tc>
@@ -25318,7 +25228,7 @@
                 <w:rFonts w:ascii="Arial" w:hAnsi="Arial"/>
                 <w:sz w:val="17"/>
               </w:rPr>
-              <w:t>2 недели</w:t>
+              <w:t>1 месяц</w:t>
             </w:r>
           </w:p>
         </w:tc>
@@ -25336,7 +25246,7 @@
                 <w:rFonts w:ascii="Arial" w:hAnsi="Arial"/>
                 <w:sz w:val="17"/>
               </w:rPr>
-              <w:t>Логистика</w:t>
+              <w:t>Категорийный менеджер</w:t>
             </w:r>
           </w:p>
         </w:tc>
@@ -25371,7 +25281,7 @@
                 <w:rFonts w:ascii="Arial" w:hAnsi="Arial"/>
                 <w:sz w:val="17"/>
               </w:rPr>
-              <w:t>Пересмотр размера закупки</w:t>
+              <w:t>Перемещение вместо закупки</w:t>
             </w:r>
           </w:p>
         </w:tc>
@@ -25389,7 +25299,7 @@
                 <w:rFonts w:ascii="Arial" w:hAnsi="Arial"/>
                 <w:sz w:val="17"/>
               </w:rPr>
-              <w:t>2,34</w:t>
+              <w:t>0,65</w:t>
             </w:r>
           </w:p>
         </w:tc>
@@ -25407,7 +25317,7 @@
                 <w:rFonts w:ascii="Arial" w:hAnsi="Arial"/>
                 <w:sz w:val="17"/>
               </w:rPr>
-              <w:t>0,42</w:t>
+              <w:t>0,22</w:t>
             </w:r>
           </w:p>
         </w:tc>
@@ -25425,7 +25335,7 @@
                 <w:rFonts w:ascii="Arial" w:hAnsi="Arial"/>
                 <w:sz w:val="17"/>
               </w:rPr>
-              <w:t>1 месяц</w:t>
+              <w:t>2 недели</w:t>
             </w:r>
           </w:p>
         </w:tc>
@@ -25443,7 +25353,7 @@
                 <w:rFonts w:ascii="Arial" w:hAnsi="Arial"/>
                 <w:sz w:val="17"/>
               </w:rPr>
-              <w:t>Категорийный менеджер</w:t>
+              <w:t>Логистика</w:t>
             </w:r>
           </w:p>
         </w:tc>
@@ -25466,7 +25376,7 @@
           <w:i w:val="0"/>
           <w:sz w:val="21"/>
         </w:rPr>
-        <w:t>Поимённый план — лист «0.Задачи» в приложении: 314 строк, годовой эффект 11,72 млн ₽. По каждой позиции указано, что делать, где, сколько и в какой срок. Столбцы «Статус выполнения» и «Комментарий исполнителя» оставлены пустыми для заполнения в работе, а «Внимание» показывает, что нужно решить до исполнения.</w:t>
+        <w:t>Поимённый план — лист «0.Задачи» в приложении: 314 строк, годовой эффект 11,88 млн ₽. По каждой позиции указано, что делать, где, сколько и в какой срок. Столбцы «Статус выполнения» и «Комментарий исполнителя» оставлены пустыми для заполнения в работе, а «Внимание» показывает, что нужно решить до исполнения.</w:t>
       </w:r>
     </w:p>
     <w:p>
@@ -25635,7 +25545,7 @@
                 <w:rFonts w:ascii="Arial" w:hAnsi="Arial"/>
                 <w:sz w:val="16"/>
               </w:rPr>
-              <w:t>155</w:t>
+              <w:t>153</w:t>
             </w:r>
           </w:p>
         </w:tc>
@@ -25653,7 +25563,7 @@
                 <w:rFonts w:ascii="Arial" w:hAnsi="Arial"/>
                 <w:sz w:val="16"/>
               </w:rPr>
-              <w:t>5,40</w:t>
+              <w:t>5,37</w:t>
             </w:r>
           </w:p>
         </w:tc>
@@ -25671,7 +25581,7 @@
                 <w:rFonts w:ascii="Arial" w:hAnsi="Arial"/>
                 <w:sz w:val="16"/>
               </w:rPr>
-              <w:t>3,28</w:t>
+              <w:t>3,26</w:t>
             </w:r>
           </w:p>
         </w:tc>
@@ -25742,7 +25652,7 @@
                 <w:rFonts w:ascii="Arial" w:hAnsi="Arial"/>
                 <w:sz w:val="16"/>
               </w:rPr>
-              <w:t>3,80</w:t>
+              <w:t>3,83</w:t>
             </w:r>
           </w:p>
         </w:tc>
@@ -25760,7 +25670,7 @@
                 <w:rFonts w:ascii="Arial" w:hAnsi="Arial"/>
                 <w:sz w:val="16"/>
               </w:rPr>
-              <w:t>2,06</w:t>
+              <w:t>2,08</w:t>
             </w:r>
           </w:p>
         </w:tc>
@@ -25849,7 +25759,7 @@
                 <w:rFonts w:ascii="Arial" w:hAnsi="Arial"/>
                 <w:sz w:val="16"/>
               </w:rPr>
-              <w:t>1,91</w:t>
+              <w:t>1,92</w:t>
             </w:r>
           </w:p>
         </w:tc>
@@ -26027,7 +25937,7 @@
                 <w:rFonts w:ascii="Arial" w:hAnsi="Arial"/>
                 <w:sz w:val="16"/>
               </w:rPr>
-              <w:t>0,63</w:t>
+              <w:t>0,71</w:t>
             </w:r>
           </w:p>
         </w:tc>
@@ -26525,7 +26435,7 @@
                 <w:rFonts w:ascii="Arial" w:hAnsi="Arial"/>
                 <w:sz w:val="16"/>
               </w:rPr>
-              <w:t>6</w:t>
+              <w:t>8</w:t>
             </w:r>
           </w:p>
         </w:tc>
@@ -26543,7 +26453,7 @@
                 <w:rFonts w:ascii="Arial" w:hAnsi="Arial"/>
                 <w:sz w:val="16"/>
               </w:rPr>
-              <w:t>0,67</w:t>
+              <w:t>0,83</w:t>
             </w:r>
           </w:p>
         </w:tc>
@@ -26561,7 +26471,7 @@
                 <w:rFonts w:ascii="Arial" w:hAnsi="Arial"/>
                 <w:sz w:val="16"/>
               </w:rPr>
-              <w:t>0,14</w:t>
+              <w:t>0,18</w:t>
             </w:r>
           </w:p>
         </w:tc>
@@ -26596,7 +26506,7 @@
                 <w:rFonts w:ascii="Arial" w:hAnsi="Arial"/>
                 <w:sz w:val="16"/>
               </w:rPr>
-              <w:t>Вывести — мелочь пакетом</w:t>
+              <w:t>Пересмотреть закупку — мелочь пакетом</w:t>
             </w:r>
           </w:p>
         </w:tc>
@@ -26632,7 +26542,7 @@
                 <w:rFonts w:ascii="Arial" w:hAnsi="Arial"/>
                 <w:sz w:val="16"/>
               </w:rPr>
-              <w:t>0,17</w:t>
+              <w:t>0,53</w:t>
             </w:r>
           </w:p>
         </w:tc>
@@ -26650,7 +26560,7 @@
                 <w:rFonts w:ascii="Arial" w:hAnsi="Arial"/>
                 <w:sz w:val="16"/>
               </w:rPr>
-              <w:t>0,12</w:t>
+              <w:t>0,13</w:t>
             </w:r>
           </w:p>
         </w:tc>
@@ -26668,7 +26578,7 @@
                 <w:rFonts w:ascii="Arial" w:hAnsi="Arial"/>
                 <w:sz w:val="16"/>
               </w:rPr>
-              <w:t>2026-11-08</w:t>
+              <w:t>2026-10-14</w:t>
             </w:r>
           </w:p>
         </w:tc>
@@ -26685,7 +26595,7 @@
                 <w:rFonts w:ascii="Arial" w:hAnsi="Arial"/>
                 <w:sz w:val="16"/>
               </w:rPr>
-              <w:t>Пересмотреть закупку — мелочь пакетом</w:t>
+              <w:t>Вывести — мелочь пакетом</w:t>
             </w:r>
           </w:p>
         </w:tc>
@@ -26721,7 +26631,7 @@
                 <w:rFonts w:ascii="Arial" w:hAnsi="Arial"/>
                 <w:sz w:val="16"/>
               </w:rPr>
-              <w:t>0,49</w:t>
+              <w:t>0,17</w:t>
             </w:r>
           </w:p>
         </w:tc>
@@ -26739,7 +26649,7 @@
                 <w:rFonts w:ascii="Arial" w:hAnsi="Arial"/>
                 <w:sz w:val="16"/>
               </w:rPr>
-              <w:t>0,11</w:t>
+              <w:t>0,13</w:t>
             </w:r>
           </w:p>
         </w:tc>
@@ -26757,7 +26667,7 @@
                 <w:rFonts w:ascii="Arial" w:hAnsi="Arial"/>
                 <w:sz w:val="16"/>
               </w:rPr>
-              <w:t>2026-10-14</w:t>
+              <w:t>2026-11-08</w:t>
             </w:r>
           </w:p>
         </w:tc>
@@ -26988,7 +26898,7 @@
                 <w:rFonts w:ascii="Arial" w:hAnsi="Arial"/>
                 <w:sz w:val="16"/>
               </w:rPr>
-              <w:t>0,75</w:t>
+              <w:t>0,61</w:t>
             </w:r>
           </w:p>
         </w:tc>

--- a/3_ОТЧЁТЫ/2026-09-15/Аналитическая_записка_2026-09-15_данные_по_11.09.docx
+++ b/3_ОТЧЁТЫ/2026-09-15/Аналитическая_записка_2026-09-15_данные_по_11.09.docx
@@ -16407,7 +16407,7 @@
                 <w:rFonts w:ascii="Arial" w:hAnsi="Arial"/>
                 <w:sz w:val="16"/>
               </w:rPr>
-              <w:t>&gt; 9999</w:t>
+              <w:t>3650</w:t>
             </w:r>
           </w:p>
         </w:tc>
@@ -26542,7 +26542,7 @@
                 <w:rFonts w:ascii="Arial" w:hAnsi="Arial"/>
                 <w:sz w:val="16"/>
               </w:rPr>
-              <w:t>0,53</w:t>
+              <w:t>0,52</w:t>
             </w:r>
           </w:p>
         </w:tc>
